--- a/downloads/teacher/04 Units/Unit 05 - Apparel and Textile Production and Design - Make It, Mend It, Wear It/Lesson 05.18 - Fashion Show Gallery and Reflection.docx
+++ b/downloads/teacher/04 Units/Unit 05 - Apparel and Textile Production and Design - Make It, Mend It, Wear It/Lesson 05.18 - Fashion Show Gallery and Reflection.docx
@@ -290,23 +290,41 @@
       <w:r>
         <w:t xml:space="preserve">By the end of this lesson, students will be able to:</w:t>
       </w:r>
-      <w:r>
-        <w:t xml:space="preserve"> </w:t>
-      </w:r>
-      <w:r>
-        <w:t xml:space="preserve">1. (Low) Complete a display card that names the original textile, the finished item, the stitches used, and one hard part.</w:t>
-      </w:r>
-      <w:r>
-        <w:t xml:space="preserve"> </w:t>
-      </w:r>
-      <w:r>
-        <w:t xml:space="preserve">2. (Mid) Deliver a 45-second explanation of their item covering four points (what it was, what it is, the stitches, the hard part and what they did) to a rotating audience.</w:t>
-      </w:r>
-      <w:r>
-        <w:t xml:space="preserve"> </w:t>
-      </w:r>
-      <w:r>
-        <w:t xml:space="preserve">3. (High) Evaluate two other students’ items using the two stars and a step format, naming a specific feature and a specific suggested change, and evaluate their own design process in a written reflection.</w:t>
+    </w:p>
+    <w:p>
+      <w:pPr>
+        <w:numPr>
+          <w:ilvl w:val="0"/>
+          <w:numId w:val="1002"/>
+        </w:numPr>
+        <w:pStyle w:val="Compact"/>
+      </w:pPr>
+      <w:r>
+        <w:t xml:space="preserve">(Low) Complete a display card that names the original textile, the finished item, the stitches used, and one hard part.</w:t>
+      </w:r>
+    </w:p>
+    <w:p>
+      <w:pPr>
+        <w:numPr>
+          <w:ilvl w:val="0"/>
+          <w:numId w:val="1002"/>
+        </w:numPr>
+        <w:pStyle w:val="Compact"/>
+      </w:pPr>
+      <w:r>
+        <w:t xml:space="preserve">(Mid) Deliver a 45-second explanation of their item covering four points (what it was, what it is, the stitches, the hard part and what they did) to a rotating audience.</w:t>
+      </w:r>
+    </w:p>
+    <w:p>
+      <w:pPr>
+        <w:numPr>
+          <w:ilvl w:val="0"/>
+          <w:numId w:val="1002"/>
+        </w:numPr>
+        <w:pStyle w:val="Compact"/>
+      </w:pPr>
+      <w:r>
+        <w:t xml:space="preserve">(High) Evaluate two other students’ items using the two stars and a step format, naming a specific feature and a specific suggested change, and evaluate their own design process in a written reflection.</w:t>
       </w:r>
     </w:p>
     <w:p>
@@ -362,7 +380,7 @@
       <w:pPr>
         <w:numPr>
           <w:ilvl w:val="0"/>
-          <w:numId w:val="1002"/>
+          <w:numId w:val="1003"/>
         </w:numPr>
         <w:pStyle w:val="Compact"/>
       </w:pPr>
@@ -389,7 +407,7 @@
       <w:pPr>
         <w:numPr>
           <w:ilvl w:val="0"/>
-          <w:numId w:val="1002"/>
+          <w:numId w:val="1003"/>
         </w:numPr>
         <w:pStyle w:val="Compact"/>
       </w:pPr>
@@ -407,7 +425,7 @@
       <w:pPr>
         <w:numPr>
           <w:ilvl w:val="0"/>
-          <w:numId w:val="1002"/>
+          <w:numId w:val="1003"/>
         </w:numPr>
         <w:pStyle w:val="Compact"/>
       </w:pPr>
@@ -419,7 +437,7 @@
       <w:pPr>
         <w:numPr>
           <w:ilvl w:val="0"/>
-          <w:numId w:val="1002"/>
+          <w:numId w:val="1003"/>
         </w:numPr>
         <w:pStyle w:val="Compact"/>
       </w:pPr>
@@ -431,7 +449,7 @@
       <w:pPr>
         <w:numPr>
           <w:ilvl w:val="0"/>
-          <w:numId w:val="1002"/>
+          <w:numId w:val="1003"/>
         </w:numPr>
         <w:pStyle w:val="Compact"/>
       </w:pPr>
@@ -443,7 +461,7 @@
       <w:pPr>
         <w:numPr>
           <w:ilvl w:val="0"/>
-          <w:numId w:val="1002"/>
+          <w:numId w:val="1003"/>
         </w:numPr>
         <w:pStyle w:val="Compact"/>
       </w:pPr>
@@ -455,7 +473,7 @@
       <w:pPr>
         <w:numPr>
           <w:ilvl w:val="0"/>
-          <w:numId w:val="1002"/>
+          <w:numId w:val="1003"/>
         </w:numPr>
         <w:pStyle w:val="Compact"/>
       </w:pPr>
@@ -467,7 +485,7 @@
       <w:pPr>
         <w:numPr>
           <w:ilvl w:val="0"/>
-          <w:numId w:val="1002"/>
+          <w:numId w:val="1003"/>
         </w:numPr>
         <w:pStyle w:val="Compact"/>
       </w:pPr>
@@ -488,7 +506,7 @@
       <w:pPr>
         <w:numPr>
           <w:ilvl w:val="0"/>
-          <w:numId w:val="1002"/>
+          <w:numId w:val="1003"/>
         </w:numPr>
         <w:pStyle w:val="Compact"/>
       </w:pPr>
@@ -500,7 +518,7 @@
       <w:pPr>
         <w:numPr>
           <w:ilvl w:val="0"/>
-          <w:numId w:val="1002"/>
+          <w:numId w:val="1003"/>
         </w:numPr>
         <w:pStyle w:val="Compact"/>
       </w:pPr>
@@ -521,7 +539,7 @@
       <w:pPr>
         <w:numPr>
           <w:ilvl w:val="0"/>
-          <w:numId w:val="1002"/>
+          <w:numId w:val="1003"/>
         </w:numPr>
         <w:pStyle w:val="Compact"/>
       </w:pPr>
@@ -1587,7 +1605,7 @@
       <w:pPr>
         <w:numPr>
           <w:ilvl w:val="0"/>
-          <w:numId w:val="1003"/>
+          <w:numId w:val="1004"/>
         </w:numPr>
         <w:pStyle w:val="Compact"/>
       </w:pPr>
@@ -1599,7 +1617,7 @@
       <w:pPr>
         <w:numPr>
           <w:ilvl w:val="0"/>
-          <w:numId w:val="1003"/>
+          <w:numId w:val="1004"/>
         </w:numPr>
         <w:pStyle w:val="Compact"/>
       </w:pPr>
@@ -1632,29 +1650,139 @@
       <w:r>
         <w:t xml:space="preserve">Monitor understanding:</w:t>
       </w:r>
-      <w:r>
-        <w:t xml:space="preserve"> </w:t>
-      </w:r>
-      <w:r>
-        <w:t xml:space="preserve">- What was it before? Point to the part that is still original.</w:t>
-      </w:r>
-      <w:r>
-        <w:t xml:space="preserve"> </w:t>
-      </w:r>
-      <w:r>
-        <w:t xml:space="preserve">- Which stitch is holding that seam, and why that one?</w:t>
-      </w:r>
-      <w:r>
-        <w:t xml:space="preserve"> </w:t>
-      </w:r>
-      <w:r>
-        <w:t xml:space="preserve">- Who is going to use this, and for what?</w:t>
-      </w:r>
-      <w:r>
-        <w:t xml:space="preserve"> </w:t>
-      </w:r>
-      <w:r>
-        <w:t xml:space="preserve">- Read me your step from that slip. Is it specific enough that the maker could act on it?</w:t>
+    </w:p>
+    <w:p>
+      <w:pPr>
+        <w:numPr>
+          <w:ilvl w:val="0"/>
+          <w:numId w:val="1005"/>
+        </w:numPr>
+        <w:pStyle w:val="Compact"/>
+      </w:pPr>
+      <w:r>
+        <w:t xml:space="preserve">What was it before? Point to the part that is still original.</w:t>
+      </w:r>
+    </w:p>
+    <w:p>
+      <w:pPr>
+        <w:numPr>
+          <w:ilvl w:val="0"/>
+          <w:numId w:val="1005"/>
+        </w:numPr>
+        <w:pStyle w:val="Compact"/>
+      </w:pPr>
+      <w:r>
+        <w:t xml:space="preserve">Which stitch is holding that seam, and why that one?</w:t>
+      </w:r>
+    </w:p>
+    <w:p>
+      <w:pPr>
+        <w:numPr>
+          <w:ilvl w:val="0"/>
+          <w:numId w:val="1005"/>
+        </w:numPr>
+        <w:pStyle w:val="Compact"/>
+      </w:pPr>
+      <w:r>
+        <w:t xml:space="preserve">Who is going to use this, and for what?</w:t>
+      </w:r>
+    </w:p>
+    <w:p>
+      <w:pPr>
+        <w:numPr>
+          <w:ilvl w:val="0"/>
+          <w:numId w:val="1005"/>
+        </w:numPr>
+        <w:pStyle w:val="Compact"/>
+      </w:pPr>
+      <w:r>
+        <w:t xml:space="preserve">Read me your step from that slip. Is it specific enough that the maker could act on it?</w:t>
+      </w:r>
+    </w:p>
+    <w:p>
+      <w:pPr>
+        <w:pStyle w:val="FirstParagraph"/>
+      </w:pPr>
+      <w:r>
+        <w:t xml:space="preserve">Deepen learning (why and how, tied to their lives):</w:t>
+      </w:r>
+    </w:p>
+    <w:p>
+      <w:pPr>
+        <w:numPr>
+          <w:ilvl w:val="0"/>
+          <w:numId w:val="1006"/>
+        </w:numPr>
+        <w:pStyle w:val="Compact"/>
+      </w:pPr>
+      <w:r>
+        <w:t xml:space="preserve">Somebody at your table made the same kind of item as you and it looks completely different. Name one choice they made that you did not.</w:t>
+      </w:r>
+    </w:p>
+    <w:p>
+      <w:pPr>
+        <w:numPr>
+          <w:ilvl w:val="0"/>
+          <w:numId w:val="1006"/>
+        </w:numPr>
+        <w:pStyle w:val="Compact"/>
+      </w:pPr>
+      <w:r>
+        <w:t xml:space="preserve">Your item cost almost nothing in materials. What did it cost in time, and what is that worth?</w:t>
+      </w:r>
+    </w:p>
+    <w:p>
+      <w:pPr>
+        <w:numPr>
+          <w:ilvl w:val="0"/>
+          <w:numId w:val="1006"/>
+        </w:numPr>
+        <w:pStyle w:val="Compact"/>
+      </w:pPr>
+      <w:r>
+        <w:t xml:space="preserve">Look at the three vote categories. Which one would you rather win, and what does that say about what you value in a made thing?</w:t>
+      </w:r>
+    </w:p>
+    <w:p>
+      <w:pPr>
+        <w:numPr>
+          <w:ilvl w:val="0"/>
+          <w:numId w:val="1006"/>
+        </w:numPr>
+        <w:pStyle w:val="Compact"/>
+      </w:pPr>
+      <w:r>
+        <w:t xml:space="preserve">You now know four stitches and you have finished two items. What could you fix at home this week that you would have thrown away in March?</w:t>
+      </w:r>
+    </w:p>
+    <w:p>
+      <w:pPr>
+        <w:numPr>
+          <w:ilvl w:val="0"/>
+          <w:numId w:val="1006"/>
+        </w:numPr>
+        <w:pStyle w:val="Compact"/>
+      </w:pPr>
+      <w:r>
+        <w:t xml:space="preserve">If we did this project again in June with the same rules, what would you make?</w:t>
+      </w:r>
+    </w:p>
+    <w:p>
+      <w:pPr>
+        <w:pStyle w:val="Heading2"/>
+      </w:pPr>
+      <w:bookmarkStart w:id="32" w:name="check-for-understanding"/>
+      <w:r>
+        <w:t xml:space="preserve">Check for understanding</w:t>
+      </w:r>
+      <w:bookmarkEnd w:id="32"/>
+    </w:p>
+    <w:p>
+      <w:pPr>
+        <w:pStyle w:val="FirstParagraph"/>
+      </w:pPr>
+      <w:r>
+        <w:t xml:space="preserve">Day 1: the display card, checked against the four fields at the end of the period. A card missing the STITCHES field or the HARD PART field is handed back with one instruction and finished in the first two minutes of Day 2.</w:t>
       </w:r>
     </w:p>
     <w:p>
@@ -1662,55 +1790,25 @@
         <w:pStyle w:val="BodyText"/>
       </w:pPr>
       <w:r>
-        <w:t xml:space="preserve">Deepen learning (why and how, tied to their lives):</w:t>
-      </w:r>
-      <w:r>
-        <w:t xml:space="preserve"> </w:t>
-      </w:r>
-      <w:r>
-        <w:t xml:space="preserve">- Somebody at your table made the same kind of item as you and it looks completely different. Name one choice they made that you did not.</w:t>
-      </w:r>
-      <w:r>
-        <w:t xml:space="preserve"> </w:t>
-      </w:r>
-      <w:r>
-        <w:t xml:space="preserve">- Your item cost almost nothing in materials. What did it cost in time, and what is that worth?</w:t>
-      </w:r>
-      <w:r>
-        <w:t xml:space="preserve"> </w:t>
-      </w:r>
-      <w:r>
-        <w:t xml:space="preserve">- Look at the three vote categories. Which one would you rather win, and what does that say about what you value in a made thing?</w:t>
-      </w:r>
-      <w:r>
-        <w:t xml:space="preserve"> </w:t>
-      </w:r>
-      <w:r>
-        <w:t xml:space="preserve">- You now know four stitches and you have finished two items. What could you fix at home this week that you would have thrown away in March?</w:t>
-      </w:r>
-      <w:r>
-        <w:t xml:space="preserve"> </w:t>
-      </w:r>
-      <w:r>
-        <w:t xml:space="preserve">- If we did this project again in June with the same rules, what would you make?</w:t>
+        <w:t xml:space="preserve">Day 2: the clipboard during Step 3, four boxes per student against the 45-second structure (was, now, stitches with pointing, hard part with what they did), plus a count of the slips each student wrote and whether each slip named a specific feature. That clipboard is the score for Rubric 05 criterion 5. The reflection is read after class and scored inside criterion 1’s evidence, not separately.</w:t>
       </w:r>
     </w:p>
     <w:p>
       <w:pPr>
         <w:pStyle w:val="Heading2"/>
       </w:pPr>
-      <w:bookmarkStart w:id="32" w:name="check-for-understanding"/>
-      <w:r>
-        <w:t xml:space="preserve">Check for understanding</w:t>
-      </w:r>
-      <w:bookmarkEnd w:id="32"/>
+      <w:bookmarkStart w:id="33" w:name="closure-time-3-min-each-day"/>
+      <w:r>
+        <w:t xml:space="preserve">Closure (Time: 3 min each day)</w:t>
+      </w:r>
+      <w:bookmarkEnd w:id="33"/>
     </w:p>
     <w:p>
       <w:pPr>
         <w:pStyle w:val="FirstParagraph"/>
       </w:pPr>
       <w:r>
-        <w:t xml:space="preserve">Day 1: the display card, checked against the four fields at the end of the period. A card missing the STITCHES field or the HARD PART field is handed back with one instruction and finished in the first two minutes of Day 2.</w:t>
+        <w:t xml:space="preserve">Day 1, one line on the planner: "The part of my 45 seconds I still need to fix is ___." Two students read.</w:t>
       </w:r>
     </w:p>
     <w:p>
@@ -1718,39 +1816,13 @@
         <w:pStyle w:val="BodyText"/>
       </w:pPr>
       <w:r>
-        <w:t xml:space="preserve">Day 2: the clipboard during Step 3, four boxes per student against the 45-second structure (was, now, stitches with pointing, hard part with what they did), plus a count of the slips each student wrote and whether each slip named a specific feature. That clipboard is the score for Rubric 05 criterion 5. The reflection is read after class and scored inside criterion 1’s evidence, not separately.</w:t>
+        <w:t xml:space="preserve">Day 2, one line on the back of the reflection: "The item that changed my mind about what is possible was ___ (no names, describe the item), because ___." Three students read. Keep these; two or three of them, with the items photographed, are the Unit 5 page on the website.</w:t>
       </w:r>
     </w:p>
     <w:p>
       <w:pPr>
         <w:pStyle w:val="Heading2"/>
       </w:pPr>
-      <w:bookmarkStart w:id="33" w:name="closure-time-3-min-each-day"/>
-      <w:r>
-        <w:t xml:space="preserve">Closure (Time: 3 min each day)</w:t>
-      </w:r>
-      <w:bookmarkEnd w:id="33"/>
-    </w:p>
-    <w:p>
-      <w:pPr>
-        <w:pStyle w:val="FirstParagraph"/>
-      </w:pPr>
-      <w:r>
-        <w:t xml:space="preserve">Day 1, one line on the planner: "The part of my 45 seconds I still need to fix is ___." Two students read.</w:t>
-      </w:r>
-    </w:p>
-    <w:p>
-      <w:pPr>
-        <w:pStyle w:val="BodyText"/>
-      </w:pPr>
-      <w:r>
-        <w:t xml:space="preserve">Day 2, one line on the back of the reflection: "The item that changed my mind about what is possible was ___ (no names, describe the item), because ___." Three students read. Keep these; two or three of them, with the items photographed, are the Unit 5 page on the website.</w:t>
-      </w:r>
-    </w:p>
-    <w:p>
-      <w:pPr>
-        <w:pStyle w:val="Heading2"/>
-      </w:pPr>
       <w:bookmarkStart w:id="34" w:name="differentiation-and-supports"/>
       <w:r>
         <w:t xml:space="preserve">Differentiation and supports</w:t>
@@ -1761,7 +1833,7 @@
       <w:pPr>
         <w:numPr>
           <w:ilvl w:val="0"/>
-          <w:numId w:val="1004"/>
+          <w:numId w:val="1007"/>
         </w:numPr>
         <w:pStyle w:val="Compact"/>
       </w:pPr>
@@ -1821,7 +1893,7 @@
       <w:pPr>
         <w:numPr>
           <w:ilvl w:val="0"/>
-          <w:numId w:val="1004"/>
+          <w:numId w:val="1007"/>
         </w:numPr>
         <w:pStyle w:val="Compact"/>
       </w:pPr>
@@ -1833,7 +1905,7 @@
       <w:pPr>
         <w:numPr>
           <w:ilvl w:val="0"/>
-          <w:numId w:val="1004"/>
+          <w:numId w:val="1007"/>
         </w:numPr>
         <w:pStyle w:val="Compact"/>
       </w:pPr>
@@ -1845,7 +1917,7 @@
       <w:pPr>
         <w:numPr>
           <w:ilvl w:val="0"/>
-          <w:numId w:val="1004"/>
+          <w:numId w:val="1007"/>
         </w:numPr>
         <w:pStyle w:val="Compact"/>
       </w:pPr>
@@ -1875,7 +1947,7 @@
       <w:pPr>
         <w:numPr>
           <w:ilvl w:val="0"/>
-          <w:numId w:val="1004"/>
+          <w:numId w:val="1007"/>
         </w:numPr>
         <w:pStyle w:val="Compact"/>
       </w:pPr>
@@ -1887,7 +1959,7 @@
       <w:pPr>
         <w:numPr>
           <w:ilvl w:val="0"/>
-          <w:numId w:val="1004"/>
+          <w:numId w:val="1007"/>
         </w:numPr>
         <w:pStyle w:val="Compact"/>
       </w:pPr>
@@ -2208,7 +2280,7 @@
       <w:pPr>
         <w:numPr>
           <w:ilvl w:val="0"/>
-          <w:numId w:val="1005"/>
+          <w:numId w:val="1008"/>
         </w:numPr>
         <w:pStyle w:val="Compact"/>
       </w:pPr>
@@ -2232,7 +2304,7 @@
       <w:pPr>
         <w:numPr>
           <w:ilvl w:val="0"/>
-          <w:numId w:val="1005"/>
+          <w:numId w:val="1008"/>
         </w:numPr>
         <w:pStyle w:val="Compact"/>
       </w:pPr>
@@ -2244,7 +2316,7 @@
       <w:pPr>
         <w:numPr>
           <w:ilvl w:val="0"/>
-          <w:numId w:val="1005"/>
+          <w:numId w:val="1008"/>
         </w:numPr>
         <w:pStyle w:val="Compact"/>
       </w:pPr>
@@ -2277,7 +2349,7 @@
       <w:pPr>
         <w:numPr>
           <w:ilvl w:val="0"/>
-          <w:numId w:val="1005"/>
+          <w:numId w:val="1008"/>
         </w:numPr>
         <w:pStyle w:val="Compact"/>
       </w:pPr>
@@ -2301,7 +2373,7 @@
       <w:pPr>
         <w:numPr>
           <w:ilvl w:val="0"/>
-          <w:numId w:val="1005"/>
+          <w:numId w:val="1008"/>
         </w:numPr>
         <w:pStyle w:val="Compact"/>
       </w:pPr>
@@ -2337,7 +2409,7 @@
       <w:pPr>
         <w:numPr>
           <w:ilvl w:val="0"/>
-          <w:numId w:val="1005"/>
+          <w:numId w:val="1008"/>
         </w:numPr>
         <w:pStyle w:val="Compact"/>
       </w:pPr>
@@ -2359,7 +2431,7 @@
       <w:pPr>
         <w:numPr>
           <w:ilvl w:val="0"/>
-          <w:numId w:val="1006"/>
+          <w:numId w:val="1009"/>
         </w:numPr>
         <w:pStyle w:val="Compact"/>
       </w:pPr>
@@ -2389,7 +2461,7 @@
       <w:pPr>
         <w:numPr>
           <w:ilvl w:val="0"/>
-          <w:numId w:val="1006"/>
+          <w:numId w:val="1009"/>
         </w:numPr>
         <w:pStyle w:val="Compact"/>
       </w:pPr>
@@ -2401,7 +2473,7 @@
       <w:pPr>
         <w:numPr>
           <w:ilvl w:val="0"/>
-          <w:numId w:val="1006"/>
+          <w:numId w:val="1009"/>
         </w:numPr>
         <w:pStyle w:val="Compact"/>
       </w:pPr>
@@ -2413,7 +2485,7 @@
       <w:pPr>
         <w:numPr>
           <w:ilvl w:val="0"/>
-          <w:numId w:val="1006"/>
+          <w:numId w:val="1009"/>
         </w:numPr>
         <w:pStyle w:val="Compact"/>
       </w:pPr>
@@ -2473,7 +2545,7 @@
       <w:pPr>
         <w:numPr>
           <w:ilvl w:val="0"/>
-          <w:numId w:val="1006"/>
+          <w:numId w:val="1009"/>
         </w:numPr>
         <w:pStyle w:val="Compact"/>
       </w:pPr>
@@ -2503,7 +2575,7 @@
       <w:pPr>
         <w:numPr>
           <w:ilvl w:val="0"/>
-          <w:numId w:val="1006"/>
+          <w:numId w:val="1009"/>
         </w:numPr>
         <w:pStyle w:val="Compact"/>
       </w:pPr>
@@ -2515,7 +2587,7 @@
       <w:pPr>
         <w:numPr>
           <w:ilvl w:val="0"/>
-          <w:numId w:val="1006"/>
+          <w:numId w:val="1009"/>
         </w:numPr>
         <w:pStyle w:val="Compact"/>
       </w:pPr>
@@ -2527,7 +2599,7 @@
       <w:pPr>
         <w:numPr>
           <w:ilvl w:val="0"/>
-          <w:numId w:val="1006"/>
+          <w:numId w:val="1009"/>
         </w:numPr>
         <w:pStyle w:val="Compact"/>
       </w:pPr>
@@ -2542,7 +2614,7 @@
       <w:pPr>
         <w:numPr>
           <w:ilvl w:val="0"/>
-          <w:numId w:val="1006"/>
+          <w:numId w:val="1009"/>
         </w:numPr>
         <w:pStyle w:val="Compact"/>
       </w:pPr>
@@ -2954,9 +3026,6 @@
     <w:abstractNumId w:val="991"/>
   </w:num>
   <w:num w:numId="1002">
-    <w:abstractNumId w:val="991"/>
-  </w:num>
-  <w:num w:numId="1003">
     <w:abstractNumId w:val="99411"/>
     <w:lvlOverride w:ilvl="0">
       <w:startOverride w:val="1"/>
@@ -2986,13 +3055,52 @@
       <w:startOverride w:val="1"/>
     </w:lvlOverride>
   </w:num>
+  <w:num w:numId="1003">
+    <w:abstractNumId w:val="991"/>
+  </w:num>
   <w:num w:numId="1004">
-    <w:abstractNumId w:val="991"/>
+    <w:abstractNumId w:val="99411"/>
+    <w:lvlOverride w:ilvl="0">
+      <w:startOverride w:val="1"/>
+    </w:lvlOverride>
+    <w:lvlOverride w:ilvl="1">
+      <w:startOverride w:val="1"/>
+    </w:lvlOverride>
+    <w:lvlOverride w:ilvl="2">
+      <w:startOverride w:val="1"/>
+    </w:lvlOverride>
+    <w:lvlOverride w:ilvl="3">
+      <w:startOverride w:val="1"/>
+    </w:lvlOverride>
+    <w:lvlOverride w:ilvl="4">
+      <w:startOverride w:val="1"/>
+    </w:lvlOverride>
+    <w:lvlOverride w:ilvl="5">
+      <w:startOverride w:val="1"/>
+    </w:lvlOverride>
+    <w:lvlOverride w:ilvl="6">
+      <w:startOverride w:val="1"/>
+    </w:lvlOverride>
+    <w:lvlOverride w:ilvl="7">
+      <w:startOverride w:val="1"/>
+    </w:lvlOverride>
+    <w:lvlOverride w:ilvl="8">
+      <w:startOverride w:val="1"/>
+    </w:lvlOverride>
   </w:num>
   <w:num w:numId="1005">
     <w:abstractNumId w:val="991"/>
   </w:num>
   <w:num w:numId="1006">
+    <w:abstractNumId w:val="991"/>
+  </w:num>
+  <w:num w:numId="1007">
+    <w:abstractNumId w:val="991"/>
+  </w:num>
+  <w:num w:numId="1008">
+    <w:abstractNumId w:val="991"/>
+  </w:num>
+  <w:num w:numId="1009">
     <w:abstractNumId w:val="991"/>
   </w:num>
 </w:numbering>

--- a/downloads/teacher/04 Units/Unit 05 - Apparel and Textile Production and Design - Make It, Mend It, Wear It/Lesson 05.18 - Fashion Show Gallery and Reflection.docx
+++ b/downloads/teacher/04 Units/Unit 05 - Apparel and Textile Production and Design - Make It, Mend It, Wear It/Lesson 05.18 - Fashion Show Gallery and Reflection.docx
@@ -1300,7 +1300,7 @@
               <w:jc w:val="left"/>
             </w:pPr>
             <w:r>
-              <w:t xml:space="preserve">Slide 11 (the timer, four minutes per table rotation). Rotate the three groups through the two tables that are not theirs, then let the last four minutes be open. Circulate and read slips over shoulders; catch any</w:t>
+              <w:t xml:space="preserve">Slide 11 (the timer, four minutes per table rotation). Rotate the three groups through the two tables that are not theirs, then let the last three minutes be open. Circulate and read slips over shoulders; catch any</w:t>
             </w:r>
             <w:r>
               <w:t xml:space="preserve"> </w:t>
@@ -2256,15 +2256,6 @@
       <w:r>
         <w:t xml:space="preserve">English language arts: the 45-second explanation is a short informative presentation with a required structure, which is a speaking and listening standard, and the two-stars-and-a-step protocol is the peer feedback format the ELA teacher probably already uses. Say so, and use their words if they differ. Art: display and composition on the tables. The school community: a display case in the main hallway for a week, items and cards only, no names and no faces, is the cheapest advertisement a FACS program has.</w:t>
       </w:r>
-      <w:r>
-        <w:t xml:space="preserve"> </w:t>
-      </w:r>
-      <w:r>
-        <w:rPr>
-          <w:rStyle w:val="TeacherNote"/>
-        </w:rPr>
-        <w:t xml:space="preserve">[Sal: ask for the case by the main office for the week after day 141, and photograph the tables before anything moves.]</w:t>
-      </w:r>
     </w:p>
     <w:p>
       <w:pPr>
@@ -2335,15 +2326,6 @@
       <w:r>
         <w:t xml:space="preserve">, section 2.</w:t>
       </w:r>
-      <w:r>
-        <w:t xml:space="preserve"> </w:t>
-      </w:r>
-      <w:r>
-        <w:rPr>
-          <w:rStyle w:val="TeacherNote"/>
-        </w:rPr>
-        <w:t xml:space="preserve">[Sal: confirm against the NYSED PDF.]</w:t>
-      </w:r>
     </w:p>
     <w:p>
       <w:pPr>
@@ -2604,22 +2586,7 @@
         <w:pStyle w:val="Compact"/>
       </w:pPr>
       <w:r>
-        <w:rPr>
-          <w:rStyle w:val="TeacherNote"/>
-        </w:rPr>
-        <w:t xml:space="preserve">[Sal: this is the day to say out loud what the class did, in numbers. Twenty-one items, nine days, one dollar of thread, and nothing bought new. A principal walking past should hear that sentence.]</w:t>
-      </w:r>
-    </w:p>
-    <w:p>
-      <w:pPr>
-        <w:numPr>
-          <w:ilvl w:val="0"/>
-          <w:numId w:val="1009"/>
-        </w:numPr>
-        <w:pStyle w:val="Compact"/>
-      </w:pPr>
-      <w:r>
-        <w:t xml:space="preserve">Budget note for the unit plan: card stock for display cards (one pack, about $6 [update], or use the copier’s heaviest paper for free), butcher paper or three cloths for the tables (free or about $8 [update]), markers from room stock. Nothing else.</w:t>
+        <w:t xml:space="preserve">Budget note for the unit plan: card stock for display cards (one pack, about $6, or use the copier’s heaviest paper for free), butcher paper or three cloths for the tables (free or about $8), markers from room stock. Nothing else.</w:t>
       </w:r>
     </w:p>
     <w:sectPr>
